--- a/client_rules/Bright Claim.docx
+++ b/client_rules/Bright Claim.docx
@@ -55,7 +55,15 @@
         </w:numPr>
       </w:pPr>
       <w:r>
-        <w:t>Refer to any documentation or photos provided by the adjuster in order to complete the estimate and to determine or confirm the Year, Make, Model, Condition and Options of the vehicle. </w:t>
+        <w:t xml:space="preserve">Refer to any documentation or photos provided by the adjuster </w:t>
+      </w:r>
+      <w:proofErr w:type="gramStart"/>
+      <w:r>
+        <w:t>in order to</w:t>
+      </w:r>
+      <w:proofErr w:type="gramEnd"/>
+      <w:r>
+        <w:t xml:space="preserve"> complete the estimate and to determine or confirm the Year, Make, Model, Condition and Options of the vehicle. </w:t>
       </w:r>
     </w:p>
     <w:p>
@@ -103,7 +111,23 @@
           <w:b/>
           <w:bCs/>
         </w:rPr>
-        <w:t>Complete product should include </w:t>
+        <w:t xml:space="preserve">Complete </w:t>
+      </w:r>
+      <w:proofErr w:type="gramStart"/>
+      <w:r>
+        <w:rPr>
+          <w:b/>
+          <w:bCs/>
+        </w:rPr>
+        <w:t>product</w:t>
+      </w:r>
+      <w:proofErr w:type="gramEnd"/>
+      <w:r>
+        <w:rPr>
+          <w:b/>
+          <w:bCs/>
+        </w:rPr>
+        <w:t xml:space="preserve"> should include </w:t>
       </w:r>
     </w:p>
     <w:p>
@@ -143,10 +167,7 @@
         <w:t>rint out showing clean retail value of the vehicle (whether repairable or total loss)</w:t>
       </w:r>
       <w:r>
-        <w:t xml:space="preserve">. </w:t>
-      </w:r>
-      <w:r>
-        <w:t>This may include NADA, J.D. Power, Kelly Blue Book, Edmunds, Carfax, Cars.com</w:t>
+        <w:t>. This may include NADA, J.D. Power, Kelly Blue Book, Edmunds, Carfax, Cars.com</w:t>
       </w:r>
     </w:p>
     <w:p>
@@ -219,7 +240,15 @@
         <w:t>IF TOTAL LOSS</w:t>
       </w:r>
       <w:r>
-        <w:t>: Fill out CCC and call in using office ID: 05487</w:t>
+        <w:t xml:space="preserve">: Fill out CCC and </w:t>
+      </w:r>
+      <w:proofErr w:type="gramStart"/>
+      <w:r>
+        <w:t>call in</w:t>
+      </w:r>
+      <w:proofErr w:type="gramEnd"/>
+      <w:r>
+        <w:t xml:space="preserve"> using office ID: 05487</w:t>
       </w:r>
     </w:p>
     <w:p>
@@ -259,7 +288,15 @@
         </w:numPr>
       </w:pPr>
       <w:r>
-        <w:t>LKQ/Recon/AM over 2 calendar years old and over 24k miles</w:t>
+        <w:t xml:space="preserve">LKQ/Recon/AM </w:t>
+      </w:r>
+      <w:proofErr w:type="gramStart"/>
+      <w:r>
+        <w:t>over</w:t>
+      </w:r>
+      <w:proofErr w:type="gramEnd"/>
+      <w:r>
+        <w:t xml:space="preserve"> 2 calendar years old and over 24k miles</w:t>
       </w:r>
     </w:p>
     <w:p>
@@ -340,7 +377,15 @@
         </w:numPr>
       </w:pPr>
       <w:r>
-        <w:t>Utilize LKQ, Aftermarket and Reconditioned parts on all vehicles in excess of 2 years and 24k miles.</w:t>
+        <w:t xml:space="preserve">Utilize LKQ, Aftermarket and Reconditioned parts on all vehicles </w:t>
+      </w:r>
+      <w:proofErr w:type="gramStart"/>
+      <w:r>
+        <w:t>in excess of</w:t>
+      </w:r>
+      <w:proofErr w:type="gramEnd"/>
+      <w:r>
+        <w:t xml:space="preserve"> 2 years and 24k miles.</w:t>
       </w:r>
     </w:p>
     <w:p>
@@ -410,7 +455,15 @@
         <w:t>IF TOTAL LOSS</w:t>
       </w:r>
       <w:r>
-        <w:t>: Fill out CCC and call in using office ID: 05487</w:t>
+        <w:t xml:space="preserve">: Fill out CCC and </w:t>
+      </w:r>
+      <w:proofErr w:type="gramStart"/>
+      <w:r>
+        <w:t>call in</w:t>
+      </w:r>
+      <w:proofErr w:type="gramEnd"/>
+      <w:r>
+        <w:t xml:space="preserve"> using office ID: 05487</w:t>
       </w:r>
     </w:p>
     <w:p>
@@ -465,8 +518,13 @@
       </w:r>
     </w:p>
     <w:p>
-      <w:r>
-        <w:t>  Include towing, storage or teardown charges in estimate.  Also list in your Appraisal Report comments only and include a copy of the invoice/bill with your upload.</w:t>
+      <w:proofErr w:type="gramStart"/>
+      <w:r>
+        <w:t>  Include</w:t>
+      </w:r>
+      <w:proofErr w:type="gramEnd"/>
+      <w:r>
+        <w:t xml:space="preserve"> towing, storage or teardown charges in estimate.  Also list in your Appraisal Report comments only and include a copy of the invoice/bill with your upload.</w:t>
       </w:r>
     </w:p>
     <w:p>
@@ -555,7 +613,15 @@
         </w:numPr>
       </w:pPr>
       <w:r>
-        <w:t>Apply betterment/depreciation on both insured and claimant vehicles on parts with a limited life expectancy; Tires, Batteries, Shocks, Mechanical etc.  </w:t>
+        <w:t xml:space="preserve">Apply betterment/depreciation on both insured and claimant vehicles on parts with a limited life </w:t>
+      </w:r>
+      <w:proofErr w:type="gramStart"/>
+      <w:r>
+        <w:t>expectancy;</w:t>
+      </w:r>
+      <w:proofErr w:type="gramEnd"/>
+      <w:r>
+        <w:t xml:space="preserve"> Tires, Batteries, Shocks, Mechanical etc.  </w:t>
       </w:r>
     </w:p>
     <w:p>
@@ -610,7 +676,7 @@
         </w:numPr>
       </w:pPr>
       <w:r>
-        <w:t>Complete the Core appraisal report in its entirety and provide specific detailed inspection notes.</w:t>
+        <w:t>Complete the appraisal report in its entirety and provide specific detailed inspection notes.</w:t>
       </w:r>
     </w:p>
     <w:p>
@@ -632,7 +698,23 @@
         </w:numPr>
       </w:pPr>
       <w:r>
-        <w:t>Comment in your Appraisal Report the "Approximate Market Value" of the unit. </w:t>
+        <w:t xml:space="preserve">Comment </w:t>
+      </w:r>
+      <w:proofErr w:type="gramStart"/>
+      <w:r>
+        <w:t>in</w:t>
+      </w:r>
+      <w:proofErr w:type="gramEnd"/>
+      <w:r>
+        <w:t xml:space="preserve"> your Appraisal </w:t>
+      </w:r>
+      <w:proofErr w:type="gramStart"/>
+      <w:r>
+        <w:t>Report</w:t>
+      </w:r>
+      <w:proofErr w:type="gramEnd"/>
+      <w:r>
+        <w:t xml:space="preserve"> the "Approximate Market Value" of the unit. </w:t>
       </w:r>
     </w:p>
     <w:p>
@@ -741,12 +823,28 @@
     </w:p>
     <w:p>
       <w:r>
-        <w:t>Cover Car (mask for overspray)               $5.00 + 0.3 hour </w:t>
-      </w:r>
-    </w:p>
-    <w:p>
-      <w:r>
-        <w:t>Color Sand &amp; Buff                                       0.5 hour per EXTERIOR panel @ body rate </w:t>
+        <w:t xml:space="preserve">Cover Car (mask for </w:t>
+      </w:r>
+      <w:proofErr w:type="gramStart"/>
+      <w:r>
+        <w:t>overspray)   </w:t>
+      </w:r>
+      <w:proofErr w:type="gramEnd"/>
+      <w:r>
+        <w:t xml:space="preserve">            $5.00 + 0.3 hour </w:t>
+      </w:r>
+    </w:p>
+    <w:p>
+      <w:r>
+        <w:t xml:space="preserve">Color Sand &amp; Buff                                       0.5 hour per EXTERIOR </w:t>
+      </w:r>
+      <w:proofErr w:type="gramStart"/>
+      <w:r>
+        <w:t>panel @</w:t>
+      </w:r>
+      <w:proofErr w:type="gramEnd"/>
+      <w:r>
+        <w:t xml:space="preserve"> body rate </w:t>
       </w:r>
     </w:p>
     <w:p>
@@ -756,12 +854,28 @@
     </w:p>
     <w:p>
       <w:r>
-        <w:t>Rust Proofing (Weld through primer)      $10.00 </w:t>
-      </w:r>
-    </w:p>
-    <w:p>
-      <w:r>
-        <w:t>Undercoat                                                     $5.00 + 0.2 hour </w:t>
+        <w:t xml:space="preserve">Rust Proofing (Weld through </w:t>
+      </w:r>
+      <w:proofErr w:type="gramStart"/>
+      <w:r>
+        <w:t>primer)   </w:t>
+      </w:r>
+      <w:proofErr w:type="gramEnd"/>
+      <w:r>
+        <w:t xml:space="preserve">   $10.00 </w:t>
+      </w:r>
+    </w:p>
+    <w:p>
+      <w:r>
+        <w:t xml:space="preserve">Undercoat                                                     $5.00 + 0.2 </w:t>
+      </w:r>
+      <w:proofErr w:type="gramStart"/>
+      <w:r>
+        <w:t>hour</w:t>
+      </w:r>
+      <w:proofErr w:type="gramEnd"/>
+      <w:r>
+        <w:t> </w:t>
       </w:r>
     </w:p>
     <w:p>
@@ -776,7 +890,31 @@
     </w:p>
     <w:p>
       <w:r>
-        <w:t>Gravel Guard (chip resistant)                     0.3 hour 1st panel, 0.2 add’l panels </w:t>
+        <w:t xml:space="preserve">Gravel Guard (chip </w:t>
+      </w:r>
+      <w:proofErr w:type="gramStart"/>
+      <w:r>
+        <w:t>resistant)   </w:t>
+      </w:r>
+      <w:proofErr w:type="gramEnd"/>
+      <w:r>
+        <w:t xml:space="preserve">                  </w:t>
+      </w:r>
+      <w:proofErr w:type="gramStart"/>
+      <w:r>
+        <w:t>0.3 hour</w:t>
+      </w:r>
+      <w:proofErr w:type="gramEnd"/>
+      <w:r>
+        <w:t xml:space="preserve"> 1st panel, 0.2 </w:t>
+      </w:r>
+      <w:proofErr w:type="spellStart"/>
+      <w:r>
+        <w:t>add’l</w:t>
+      </w:r>
+      <w:proofErr w:type="spellEnd"/>
+      <w:r>
+        <w:t xml:space="preserve"> panels </w:t>
       </w:r>
     </w:p>
     <w:p>
@@ -791,12 +929,28 @@
     </w:p>
     <w:p>
       <w:r>
-        <w:t>Stripe – Paint                                                $45.00 1st panel, $10.00 add’l panel Maximum: $120.00. </w:t>
-      </w:r>
-    </w:p>
-    <w:p>
-      <w:r>
-        <w:t>Hazardous Waste Disposal                         $3.50 max per estimate NON TAXABLE </w:t>
+        <w:t xml:space="preserve">Stripe – Paint                                                $45.00 1st panel, $10.00 </w:t>
+      </w:r>
+      <w:proofErr w:type="spellStart"/>
+      <w:r>
+        <w:t>add’l</w:t>
+      </w:r>
+      <w:proofErr w:type="spellEnd"/>
+      <w:r>
+        <w:t xml:space="preserve"> panel Maximum: $120.00. </w:t>
+      </w:r>
+    </w:p>
+    <w:p>
+      <w:r>
+        <w:t xml:space="preserve">Hazardous Waste Disposal                         $3.50 max per estimate </w:t>
+      </w:r>
+      <w:proofErr w:type="gramStart"/>
+      <w:r>
+        <w:t>NON TAXABLE</w:t>
+      </w:r>
+      <w:proofErr w:type="gramEnd"/>
+      <w:r>
+        <w:t> </w:t>
       </w:r>
     </w:p>
     <w:p>
@@ -821,27 +975,67 @@
     </w:p>
     <w:p>
       <w:r>
-        <w:t>Freon &amp; Oil R-12                                          $25.00 / lb Specify vehicle capacity </w:t>
-      </w:r>
-    </w:p>
-    <w:p>
-      <w:r>
-        <w:t>Freon &amp; Oil R-134                                        $10.00 / lb Specify vehicle capacity </w:t>
-      </w:r>
-    </w:p>
-    <w:p>
-      <w:r>
-        <w:t>Recode Lock                                                 $30.00 1st lock, $25.00 add’l lock </w:t>
-      </w:r>
-    </w:p>
-    <w:p>
-      <w:r>
-        <w:t>Reset Electrical Components                    1.0 hour mechanical </w:t>
-      </w:r>
-    </w:p>
-    <w:p>
-      <w:r>
-        <w:t>Disable Air Bags                                          0.5 hour mechanical </w:t>
+        <w:t xml:space="preserve">Freon &amp; Oil R-12                                          $25.00 / </w:t>
+      </w:r>
+      <w:proofErr w:type="spellStart"/>
+      <w:r>
+        <w:t>lb</w:t>
+      </w:r>
+      <w:proofErr w:type="spellEnd"/>
+      <w:r>
+        <w:t xml:space="preserve"> Specify vehicle capacity </w:t>
+      </w:r>
+    </w:p>
+    <w:p>
+      <w:r>
+        <w:t xml:space="preserve">Freon &amp; Oil R-134                                        $10.00 / </w:t>
+      </w:r>
+      <w:proofErr w:type="spellStart"/>
+      <w:r>
+        <w:t>lb</w:t>
+      </w:r>
+      <w:proofErr w:type="spellEnd"/>
+      <w:r>
+        <w:t xml:space="preserve"> Specify vehicle capacity </w:t>
+      </w:r>
+    </w:p>
+    <w:p>
+      <w:r>
+        <w:t xml:space="preserve">Recode Lock                                                 $30.00 1st lock, $25.00 </w:t>
+      </w:r>
+      <w:proofErr w:type="spellStart"/>
+      <w:r>
+        <w:t>add’l</w:t>
+      </w:r>
+      <w:proofErr w:type="spellEnd"/>
+      <w:r>
+        <w:t xml:space="preserve"> lock </w:t>
+      </w:r>
+    </w:p>
+    <w:p>
+      <w:r>
+        <w:t xml:space="preserve">Reset Electrical Components                    </w:t>
+      </w:r>
+      <w:proofErr w:type="gramStart"/>
+      <w:r>
+        <w:t>1.0 hour</w:t>
+      </w:r>
+      <w:proofErr w:type="gramEnd"/>
+      <w:r>
+        <w:t xml:space="preserve"> mechanical </w:t>
+      </w:r>
+    </w:p>
+    <w:p>
+      <w:r>
+        <w:t xml:space="preserve">Disable Air Bags                                          </w:t>
+      </w:r>
+      <w:proofErr w:type="gramStart"/>
+      <w:r>
+        <w:t>0.5 hour</w:t>
+      </w:r>
+      <w:proofErr w:type="gramEnd"/>
+      <w:r>
+        <w:t xml:space="preserve"> mechanical </w:t>
       </w:r>
     </w:p>
     <w:p>
@@ -851,7 +1045,15 @@
     </w:p>
     <w:p>
       <w:r>
-        <w:t>Safety Check                                                1.0 hour at mechanical rate.</w:t>
+        <w:t xml:space="preserve">Safety Check                                                1.0 </w:t>
+      </w:r>
+      <w:proofErr w:type="gramStart"/>
+      <w:r>
+        <w:t>hour</w:t>
+      </w:r>
+      <w:proofErr w:type="gramEnd"/>
+      <w:r>
+        <w:t xml:space="preserve"> at mechanical rate.</w:t>
       </w:r>
     </w:p>
     <w:p/>
